--- a/deger_kaybi_ret.docx
+++ b/deger_kaybi_ret.docx
@@ -122,43 +122,35 @@
           <w:szCs w:val="24"/>
           <w:lang w:eastAsia="tr-TR"/>
         </w:rPr>
-        <w:t>{{</w:t>
-      </w:r>
-      <w:proofErr w:type="spellStart"/>
-      <w:r>
-        <w:rPr>
-          <w:rFonts w:ascii="Times New Roman" w:eastAsia="Times New Roman" w:hAnsi="Times New Roman" w:cs="Times New Roman"/>
+        <w:t>{{kaza_tarihi}}</w:t>
+      </w:r>
+      <w:r>
+        <w:rPr>
+          <w:rFonts w:ascii="Times New Roman" w:eastAsia="Times New Roman" w:hAnsi="Times New Roman" w:cs="Times New Roman"/>
+          <w:kern w:val="0"/>
+          <w:sz w:val="24"/>
+          <w:szCs w:val="24"/>
+          <w:lang w:eastAsia="tr-TR"/>
+        </w:rPr>
+        <w:t xml:space="preserve"> tarihinde karıştığı kaza sonucunda başvuru sahibine ait araçta oluşan </w:t>
+      </w:r>
+      <w:r>
+        <w:rPr>
           <w:b/>
           <w:bCs/>
-          <w:kern w:val="0"/>
-          <w:sz w:val="24"/>
-          <w:szCs w:val="24"/>
-          <w:lang w:eastAsia="tr-TR"/>
-        </w:rPr>
-        <w:t>kaza_tarihi</w:t>
-      </w:r>
-      <w:proofErr w:type="spellEnd"/>
-      <w:r>
-        <w:rPr>
-          <w:rFonts w:ascii="Times New Roman" w:eastAsia="Times New Roman" w:hAnsi="Times New Roman" w:cs="Times New Roman"/>
-          <w:b/>
-          <w:bCs/>
-          <w:kern w:val="0"/>
-          <w:sz w:val="24"/>
-          <w:szCs w:val="24"/>
-          <w:lang w:eastAsia="tr-TR"/>
-        </w:rPr>
-        <w:t>}}</w:t>
-      </w:r>
-      <w:r>
-        <w:rPr>
-          <w:rFonts w:ascii="Times New Roman" w:eastAsia="Times New Roman" w:hAnsi="Times New Roman" w:cs="Times New Roman"/>
-          <w:kern w:val="0"/>
-          <w:sz w:val="24"/>
-          <w:szCs w:val="24"/>
-          <w:lang w:eastAsia="tr-TR"/>
-        </w:rPr>
-        <w:t xml:space="preserve"> tarihinde karıştığı kaza sonucunda başvuru sahibine ait araçta oluşan değer kaybının tazmin edilmesi talebine ilişkindir.</w:t>
+          <w14:ligatures w14:val="none"/>
+        </w:rPr>
+        <w:t>{{uyusmazlik_konusu_eki}}</w:t>
+      </w:r>
+      <w:r>
+        <w:rPr>
+          <w:rFonts w:ascii="Times New Roman" w:eastAsia="Times New Roman" w:hAnsi="Times New Roman" w:cs="Times New Roman"/>
+          <w:kern w:val="0"/>
+          <w:sz w:val="24"/>
+          <w:szCs w:val="24"/>
+          <w:lang w:eastAsia="tr-TR"/>
+        </w:rPr>
+        <w:t xml:space="preserve"> tazmin edilmesi talebine ilişkindir.</w:t>
       </w:r>
     </w:p>
     <w:p>
@@ -394,9 +386,41 @@
           <w:szCs w:val="24"/>
           <w:lang w:eastAsia="tr-TR"/>
         </w:rPr>
-        <w:t>{{</w:t>
-      </w:r>
-      <w:proofErr w:type="spellStart"/>
+        <w:t>{{dava_degeri}}</w:t>
+      </w:r>
+      <w:r>
+        <w:rPr>
+          <w:rFonts w:ascii="Times New Roman" w:eastAsia="Times New Roman" w:hAnsi="Times New Roman" w:cs="Times New Roman"/>
+          <w:kern w:val="0"/>
+          <w:sz w:val="24"/>
+          <w:szCs w:val="24"/>
+          <w:lang w:eastAsia="tr-TR"/>
+        </w:rPr>
+        <w:t xml:space="preserve"> TL değer kaybının </w:t>
+      </w:r>
+      <w:bookmarkStart w:id="2" w:name="_Hlk192332794"/>
+      <w:r>
+        <w:rPr>
+          <w:rFonts w:ascii="Times New Roman" w:eastAsia="Times New Roman" w:hAnsi="Times New Roman" w:cs="Times New Roman"/>
+          <w:kern w:val="0"/>
+          <w:sz w:val="24"/>
+          <w:szCs w:val="24"/>
+          <w:highlight w:val="yellow"/>
+          <w:lang w:eastAsia="tr-TR"/>
+        </w:rPr>
+        <w:t>(HMK md.107 belirsiz alacak niteliğinde)</w:t>
+      </w:r>
+      <w:r>
+        <w:rPr>
+          <w:rFonts w:ascii="Times New Roman" w:eastAsia="Times New Roman" w:hAnsi="Times New Roman" w:cs="Times New Roman"/>
+          <w:kern w:val="0"/>
+          <w:sz w:val="24"/>
+          <w:szCs w:val="24"/>
+          <w:lang w:eastAsia="tr-TR"/>
+        </w:rPr>
+        <w:t xml:space="preserve"> </w:t>
+      </w:r>
+      <w:bookmarkEnd w:id="2"/>
       <w:r>
         <w:rPr>
           <w:rFonts w:ascii="Times New Roman" w:eastAsia="Times New Roman" w:hAnsi="Times New Roman" w:cs="Times New Roman"/>
@@ -407,91 +431,7 @@
           <w:szCs w:val="24"/>
           <w:lang w:eastAsia="tr-TR"/>
         </w:rPr>
-        <w:t>dava_degeri</w:t>
-      </w:r>
-      <w:proofErr w:type="spellEnd"/>
-      <w:r>
-        <w:rPr>
-          <w:rFonts w:ascii="Times New Roman" w:eastAsia="Times New Roman" w:hAnsi="Times New Roman" w:cs="Times New Roman"/>
-          <w:b/>
-          <w:bCs/>
-          <w:kern w:val="0"/>
-          <w:sz w:val="24"/>
-          <w:szCs w:val="24"/>
-          <w:lang w:eastAsia="tr-TR"/>
-        </w:rPr>
-        <w:t>}}</w:t>
-      </w:r>
-      <w:r>
-        <w:rPr>
-          <w:rFonts w:ascii="Times New Roman" w:eastAsia="Times New Roman" w:hAnsi="Times New Roman" w:cs="Times New Roman"/>
-          <w:kern w:val="0"/>
-          <w:sz w:val="24"/>
-          <w:szCs w:val="24"/>
-          <w:lang w:eastAsia="tr-TR"/>
-        </w:rPr>
-        <w:t xml:space="preserve"> TL değer kaybının </w:t>
-      </w:r>
-      <w:bookmarkStart w:id="2" w:name="_Hlk192332794"/>
-      <w:r>
-        <w:rPr>
-          <w:rFonts w:ascii="Times New Roman" w:eastAsia="Times New Roman" w:hAnsi="Times New Roman" w:cs="Times New Roman"/>
-          <w:kern w:val="0"/>
-          <w:sz w:val="24"/>
-          <w:szCs w:val="24"/>
-          <w:highlight w:val="yellow"/>
-          <w:lang w:eastAsia="tr-TR"/>
-        </w:rPr>
-        <w:t>(HMK md.107 belirsiz alacak niteliğinde)</w:t>
-      </w:r>
-      <w:r>
-        <w:rPr>
-          <w:rFonts w:ascii="Times New Roman" w:eastAsia="Times New Roman" w:hAnsi="Times New Roman" w:cs="Times New Roman"/>
-          <w:kern w:val="0"/>
-          <w:sz w:val="24"/>
-          <w:szCs w:val="24"/>
-          <w:lang w:eastAsia="tr-TR"/>
-        </w:rPr>
-        <w:t xml:space="preserve"> </w:t>
-      </w:r>
-      <w:bookmarkEnd w:id="2"/>
-      <w:r>
-        <w:rPr>
-          <w:rFonts w:ascii="Times New Roman" w:eastAsia="Times New Roman" w:hAnsi="Times New Roman" w:cs="Times New Roman"/>
-          <w:b/>
-          <w:bCs/>
-          <w:kern w:val="0"/>
-          <w:sz w:val="24"/>
-          <w:szCs w:val="24"/>
-          <w:lang w:eastAsia="tr-TR"/>
-        </w:rPr>
-        <w:t>{{</w:t>
-      </w:r>
-      <w:proofErr w:type="spellStart"/>
-      <w:r>
-        <w:rPr>
-          <w:rFonts w:ascii="Times New Roman" w:eastAsia="Times New Roman" w:hAnsi="Times New Roman" w:cs="Times New Roman"/>
-          <w:b/>
-          <w:bCs/>
-          <w:kern w:val="0"/>
-          <w:sz w:val="24"/>
-          <w:szCs w:val="24"/>
-          <w:lang w:eastAsia="tr-TR"/>
-        </w:rPr>
-        <w:t>talep_edilen_faiz</w:t>
-      </w:r>
-      <w:proofErr w:type="spellEnd"/>
-      <w:r>
-        <w:rPr>
-          <w:rFonts w:ascii="Times New Roman" w:eastAsia="Times New Roman" w:hAnsi="Times New Roman" w:cs="Times New Roman"/>
-          <w:b/>
-          <w:bCs/>
-          <w:kern w:val="0"/>
-          <w:sz w:val="24"/>
-          <w:szCs w:val="24"/>
-          <w:lang w:eastAsia="tr-TR"/>
-        </w:rPr>
-        <w:t>}}</w:t>
+        <w:t>{{talep_edilen_faiz}}</w:t>
       </w:r>
       <w:r>
         <w:rPr>
@@ -522,47 +462,7 @@
           <w:sz w:val="24"/>
           <w:szCs w:val="24"/>
         </w:rPr>
-        <w:t xml:space="preserve">Vekaletname </w:t>
-      </w:r>
-      <w:proofErr w:type="gramStart"/>
-      <w:r>
-        <w:rPr>
-          <w:rFonts w:ascii="Times New Roman" w:eastAsia="Times New Roman" w:hAnsi="Times New Roman" w:cs="Times New Roman"/>
-          <w:kern w:val="0"/>
-          <w:sz w:val="24"/>
-          <w:szCs w:val="24"/>
-        </w:rPr>
-        <w:t>ile birlikte</w:t>
-      </w:r>
-      <w:proofErr w:type="gramEnd"/>
-      <w:r>
-        <w:rPr>
-          <w:rFonts w:ascii="Times New Roman" w:eastAsia="Times New Roman" w:hAnsi="Times New Roman" w:cs="Times New Roman"/>
-          <w:kern w:val="0"/>
-          <w:sz w:val="24"/>
-          <w:szCs w:val="24"/>
-        </w:rPr>
-        <w:t xml:space="preserve"> iddialarına dayanak olarak </w:t>
-      </w:r>
-      <w:proofErr w:type="gramStart"/>
-      <w:r>
-        <w:rPr>
-          <w:rFonts w:ascii="Times New Roman" w:eastAsia="Times New Roman" w:hAnsi="Times New Roman" w:cs="Times New Roman"/>
-          <w:kern w:val="0"/>
-          <w:sz w:val="24"/>
-          <w:szCs w:val="24"/>
-        </w:rPr>
-        <w:t>da,</w:t>
-      </w:r>
-      <w:proofErr w:type="gramEnd"/>
-      <w:r>
-        <w:rPr>
-          <w:rFonts w:ascii="Times New Roman" w:eastAsia="Times New Roman" w:hAnsi="Times New Roman" w:cs="Times New Roman"/>
-          <w:kern w:val="0"/>
-          <w:sz w:val="24"/>
-          <w:szCs w:val="24"/>
-        </w:rPr>
-        <w:t xml:space="preserve"> poliçe sureti, hasar ekspertiz raporu, onarım faturası, hasarlı araç fotoğrafları, kaza tespit tutanağı, araç ruhsatı ve sair deliller sunulmuştur.</w:t>
+        <w:t>Vekaletname ile birlikte iddialarına dayanak olarak da, poliçe sureti, hasar ekspertiz raporu, onarım faturası, hasarlı araç fotoğrafları, kaza tespit tutanağı, araç ruhsatı ve sair deliller sunulmuştur.</w:t>
       </w:r>
     </w:p>
     <w:p>
@@ -653,9 +553,31 @@
           <w:szCs w:val="24"/>
           <w:lang w:eastAsia="tr-TR"/>
         </w:rPr>
-        <w:t>{{</w:t>
-      </w:r>
-      <w:proofErr w:type="spellStart"/>
+        <w:t>{{sigorta_sirketine_sigortali_arac_plakasi}}</w:t>
+      </w:r>
+      <w:r>
+        <w:rPr>
+          <w:rFonts w:ascii="Times New Roman" w:eastAsia="Times New Roman" w:hAnsi="Times New Roman" w:cs="Times New Roman"/>
+          <w:kern w:val="0"/>
+          <w:sz w:val="24"/>
+          <w:szCs w:val="24"/>
+          <w:lang w:eastAsia="tr-TR"/>
+        </w:rPr>
+        <w:t xml:space="preserve"> plakalı aracın müvekkil şirket nezdinde Karayolları Motorlu Araçlar Zorunlu Mali Sorumluluk Sigorta Poliçesi ile teminat altına alındığı, </w:t>
+      </w:r>
+    </w:p>
+    <w:p>
+      <w:pPr>
+        <w:spacing w:before="120" w:after="120" w:line="240" w:lineRule="auto"/>
+        <w:jc w:val="both"/>
+        <w:rPr>
+          <w:rFonts w:ascii="Times New Roman" w:eastAsia="Times New Roman" w:hAnsi="Times New Roman" w:cs="Times New Roman"/>
+          <w:kern w:val="0"/>
+          <w:sz w:val="24"/>
+          <w:szCs w:val="24"/>
+          <w:lang w:eastAsia="tr-TR"/>
+        </w:rPr>
+      </w:pPr>
       <w:r>
         <w:rPr>
           <w:rFonts w:ascii="Times New Roman" w:eastAsia="Times New Roman" w:hAnsi="Times New Roman" w:cs="Times New Roman"/>
@@ -666,130 +588,34 @@
           <w:szCs w:val="24"/>
           <w:lang w:eastAsia="tr-TR"/>
         </w:rPr>
-        <w:t>sigorta_sirketine_sigortali_arac_plakasi</w:t>
-      </w:r>
-      <w:proofErr w:type="spellEnd"/>
-      <w:r>
-        <w:rPr>
-          <w:rFonts w:ascii="Times New Roman" w:eastAsia="Times New Roman" w:hAnsi="Times New Roman" w:cs="Times New Roman"/>
-          <w:b/>
-          <w:bCs/>
-          <w:kern w:val="0"/>
-          <w:sz w:val="24"/>
-          <w:szCs w:val="24"/>
-          <w:lang w:eastAsia="tr-TR"/>
-        </w:rPr>
-        <w:t>}}</w:t>
-      </w:r>
-      <w:r>
-        <w:rPr>
-          <w:rFonts w:ascii="Times New Roman" w:eastAsia="Times New Roman" w:hAnsi="Times New Roman" w:cs="Times New Roman"/>
-          <w:kern w:val="0"/>
-          <w:sz w:val="24"/>
-          <w:szCs w:val="24"/>
-          <w:lang w:eastAsia="tr-TR"/>
-        </w:rPr>
-        <w:t xml:space="preserve"> plakalı aracın müvekkil şirket nezdinde Karayolları Motorlu Araçlar Zorunlu Mali Sorumluluk Sigorta Poliçesi ile teminat altına alındığı, </w:t>
-      </w:r>
-    </w:p>
-    <w:p>
-      <w:pPr>
-        <w:spacing w:before="120" w:after="120" w:line="240" w:lineRule="auto"/>
-        <w:jc w:val="both"/>
-        <w:rPr>
-          <w:rFonts w:ascii="Times New Roman" w:eastAsia="Times New Roman" w:hAnsi="Times New Roman" w:cs="Times New Roman"/>
-          <w:kern w:val="0"/>
-          <w:sz w:val="24"/>
-          <w:szCs w:val="24"/>
-          <w:lang w:eastAsia="tr-TR"/>
-        </w:rPr>
-      </w:pPr>
-      <w:r>
-        <w:rPr>
-          <w:rFonts w:ascii="Times New Roman" w:eastAsia="Times New Roman" w:hAnsi="Times New Roman" w:cs="Times New Roman"/>
-          <w:b/>
-          <w:bCs/>
-          <w:kern w:val="0"/>
-          <w:sz w:val="24"/>
-          <w:szCs w:val="24"/>
-          <w:lang w:eastAsia="tr-TR"/>
-        </w:rPr>
-        <w:t>{{</w:t>
-      </w:r>
-      <w:proofErr w:type="spellStart"/>
-      <w:r>
-        <w:rPr>
-          <w:rFonts w:ascii="Times New Roman" w:eastAsia="Times New Roman" w:hAnsi="Times New Roman" w:cs="Times New Roman"/>
-          <w:b/>
-          <w:bCs/>
-          <w:kern w:val="0"/>
-          <w:sz w:val="24"/>
-          <w:szCs w:val="24"/>
-          <w:lang w:eastAsia="tr-TR"/>
-        </w:rPr>
-        <w:t>sigorta_sirketi_cevabi</w:t>
-      </w:r>
-      <w:proofErr w:type="spellEnd"/>
-      <w:r>
-        <w:rPr>
-          <w:rFonts w:ascii="Times New Roman" w:eastAsia="Times New Roman" w:hAnsi="Times New Roman" w:cs="Times New Roman"/>
-          <w:b/>
-          <w:bCs/>
-          <w:kern w:val="0"/>
-          <w:sz w:val="24"/>
-          <w:szCs w:val="24"/>
-          <w:lang w:eastAsia="tr-TR"/>
-        </w:rPr>
-        <w:t>}}</w:t>
-      </w:r>
-    </w:p>
-    <w:p>
-      <w:pPr>
-        <w:spacing w:before="120" w:after="120" w:line="240" w:lineRule="auto"/>
-        <w:jc w:val="both"/>
-        <w:rPr>
-          <w:rFonts w:ascii="Times New Roman" w:eastAsia="Times New Roman" w:hAnsi="Times New Roman" w:cs="Times New Roman"/>
-          <w:kern w:val="0"/>
-          <w:sz w:val="24"/>
-          <w:szCs w:val="24"/>
-          <w:lang w:eastAsia="tr-TR"/>
-        </w:rPr>
-      </w:pPr>
-      <w:bookmarkStart w:id="3" w:name="_Hlk114744963"/>
-      <w:bookmarkStart w:id="4" w:name="_Hlk162263747"/>
-      <w:r>
-        <w:rPr>
-          <w:rFonts w:ascii="Times New Roman" w:eastAsia="Times New Roman" w:hAnsi="Times New Roman" w:cs="Times New Roman"/>
-          <w:kern w:val="0"/>
-          <w:sz w:val="24"/>
-          <w:szCs w:val="24"/>
-          <w:lang w:eastAsia="tr-TR"/>
-        </w:rPr>
-        <w:t xml:space="preserve">Kabul anlamına gelmemek üzere, tazminat hesabının Genel Şartlara göre yapılması gerektiği, müvekkil şirketin yasal faizden sorumlu olacağı, </w:t>
-      </w:r>
-      <w:proofErr w:type="spellStart"/>
-      <w:r>
-        <w:rPr>
-          <w:rFonts w:ascii="Times New Roman" w:eastAsia="Times New Roman" w:hAnsi="Times New Roman" w:cs="Times New Roman"/>
-          <w:kern w:val="0"/>
-          <w:sz w:val="24"/>
-          <w:szCs w:val="24"/>
-          <w:lang w:eastAsia="tr-TR"/>
-        </w:rPr>
-        <w:t>AAÜT’ye</w:t>
-      </w:r>
-      <w:proofErr w:type="spellEnd"/>
-      <w:r>
-        <w:rPr>
-          <w:rFonts w:ascii="Times New Roman" w:eastAsia="Times New Roman" w:hAnsi="Times New Roman" w:cs="Times New Roman"/>
-          <w:kern w:val="0"/>
-          <w:sz w:val="24"/>
-          <w:szCs w:val="24"/>
-          <w:lang w:eastAsia="tr-TR"/>
-        </w:rPr>
-        <w:t xml:space="preserve"> göre hesaplanacak vekalet ücretinin 1/5’i oranında olması gerektiği belirtilerek, başvuru talebin reddi ile vekalet ve yargılama giderlerinin karşı tarafa yükletilmesini talep ve beyan edilmiş</w:t>
-      </w:r>
-      <w:bookmarkEnd w:id="4"/>
+        <w:t>{{sigorta_sirketi_cevabi}}</w:t>
+      </w:r>
+    </w:p>
+    <w:p>
+      <w:pPr>
+        <w:spacing w:before="120" w:after="120" w:line="240" w:lineRule="auto"/>
+        <w:jc w:val="both"/>
+        <w:rPr>
+          <w:rFonts w:ascii="Times New Roman" w:eastAsia="Times New Roman" w:hAnsi="Times New Roman" w:cs="Times New Roman"/>
+          <w:kern w:val="0"/>
+          <w:sz w:val="24"/>
+          <w:szCs w:val="24"/>
+          <w:lang w:eastAsia="tr-TR"/>
+        </w:rPr>
+      </w:pPr>
+      <w:bookmarkStart w:id="3" w:name="_Hlk162263747"/>
+      <w:bookmarkStart w:id="4" w:name="_Hlk114744963"/>
+      <w:r>
+        <w:rPr>
+          <w:rFonts w:ascii="Times New Roman" w:eastAsia="Times New Roman" w:hAnsi="Times New Roman" w:cs="Times New Roman"/>
+          <w:kern w:val="0"/>
+          <w:sz w:val="24"/>
+          <w:szCs w:val="24"/>
+          <w:lang w:eastAsia="tr-TR"/>
+        </w:rPr>
+        <w:t>Kabul anlamına gelmemek üzere, tazminat hesabının Genel Şartlara göre yapılması gerektiği, müvekkil şirketin yasal faizden sorumlu olacağı, AAÜT’ye göre hesaplanacak vekalet ücretinin 1/5’i oranında olması gerektiği belirtilerek, başvuru talebin reddi ile vekalet ve yargılama giderlerinin karşı tarafa yükletilmesini talep ve beyan edilmiş</w:t>
+      </w:r>
+      <w:bookmarkEnd w:id="3"/>
       <w:r>
         <w:rPr>
           <w:rFonts w:ascii="Times New Roman" w:eastAsia="Times New Roman" w:hAnsi="Times New Roman" w:cs="Times New Roman"/>
@@ -819,50 +645,10 @@
           <w:sz w:val="24"/>
           <w:szCs w:val="24"/>
         </w:rPr>
-        <w:t xml:space="preserve">Vekaletname </w:t>
-      </w:r>
-      <w:proofErr w:type="gramStart"/>
-      <w:r>
-        <w:rPr>
-          <w:rFonts w:ascii="Times New Roman" w:eastAsia="Times New Roman" w:hAnsi="Times New Roman" w:cs="Times New Roman"/>
-          <w:kern w:val="0"/>
-          <w:sz w:val="24"/>
-          <w:szCs w:val="24"/>
-        </w:rPr>
-        <w:t>ile birlikte</w:t>
-      </w:r>
-      <w:proofErr w:type="gramEnd"/>
-      <w:r>
-        <w:rPr>
-          <w:rFonts w:ascii="Times New Roman" w:eastAsia="Times New Roman" w:hAnsi="Times New Roman" w:cs="Times New Roman"/>
-          <w:kern w:val="0"/>
-          <w:sz w:val="24"/>
-          <w:szCs w:val="24"/>
-        </w:rPr>
-        <w:t xml:space="preserve"> iddialara dayanak olarak </w:t>
-      </w:r>
-      <w:proofErr w:type="gramStart"/>
-      <w:r>
-        <w:rPr>
-          <w:rFonts w:ascii="Times New Roman" w:eastAsia="Times New Roman" w:hAnsi="Times New Roman" w:cs="Times New Roman"/>
-          <w:kern w:val="0"/>
-          <w:sz w:val="24"/>
-          <w:szCs w:val="24"/>
-        </w:rPr>
-        <w:t>da,</w:t>
-      </w:r>
-      <w:proofErr w:type="gramEnd"/>
-      <w:r>
-        <w:rPr>
-          <w:rFonts w:ascii="Times New Roman" w:eastAsia="Times New Roman" w:hAnsi="Times New Roman" w:cs="Times New Roman"/>
-          <w:kern w:val="0"/>
-          <w:sz w:val="24"/>
-          <w:szCs w:val="24"/>
-        </w:rPr>
-        <w:t xml:space="preserve"> poliçe sureti, ödeme dekontu, ekspertiz raporu ve sair deliller dosyaya sunulmuştur.</w:t>
-      </w:r>
-    </w:p>
-    <w:bookmarkEnd w:id="3"/>
+        <w:t>Vekaletname ile birlikte iddialara dayanak olarak da, poliçe sureti, ödeme dekontu, ekspertiz raporu ve sair deliller dosyaya sunulmuştur.</w:t>
+      </w:r>
+    </w:p>
+    <w:bookmarkEnd w:id="4"/>
     <w:p>
       <w:pPr>
         <w:numPr>
@@ -1016,9 +802,145 @@
           <w:szCs w:val="24"/>
           <w:lang w:eastAsia="tr-TR"/>
         </w:rPr>
-        <w:t>{{</w:t>
-      </w:r>
-      <w:proofErr w:type="spellStart"/>
+        <w:t>{{sigorta_sirketine_sigortali_arac_kusur_orani}}</w:t>
+      </w:r>
+      <w:r>
+        <w:rPr>
+          <w:rFonts w:ascii="Times New Roman" w:eastAsia="Times New Roman" w:hAnsi="Times New Roman" w:cs="Times New Roman"/>
+          <w:kern w:val="0"/>
+          <w:sz w:val="24"/>
+          <w:szCs w:val="24"/>
+          <w:lang w:eastAsia="tr-TR"/>
+        </w:rPr>
+        <w:t xml:space="preserve"> </w:t>
+      </w:r>
+      <w:r>
+        <w:rPr>
+          <w:rFonts w:ascii="Times New Roman" w:eastAsia="Times New Roman" w:hAnsi="Times New Roman" w:cs="Times New Roman"/>
+          <w:color w:val="000000" w:themeColor="text1"/>
+          <w:kern w:val="0"/>
+          <w:sz w:val="24"/>
+          <w:szCs w:val="24"/>
+          <w:lang w:eastAsia="tr-TR"/>
+        </w:rPr>
+        <w:t>kusurlu olduğu anlaşılmıştır.</w:t>
+      </w:r>
+    </w:p>
+    <w:p>
+      <w:pPr>
+        <w:spacing w:before="120" w:after="120" w:line="240" w:lineRule="auto"/>
+        <w:jc w:val="both"/>
+        <w:rPr>
+          <w:rFonts w:ascii="Times New Roman" w:eastAsia="Times New Roman" w:hAnsi="Times New Roman" w:cs="Times New Roman"/>
+          <w:kern w:val="0"/>
+          <w:sz w:val="24"/>
+          <w:szCs w:val="24"/>
+          <w:lang w:eastAsia="tr-TR"/>
+        </w:rPr>
+      </w:pPr>
+      <w:r>
+        <w:rPr>
+          <w:rFonts w:ascii="Times New Roman" w:eastAsia="Times New Roman" w:hAnsi="Times New Roman" w:cs="Times New Roman"/>
+          <w:kern w:val="0"/>
+          <w:sz w:val="24"/>
+          <w:szCs w:val="24"/>
+          <w:lang w:eastAsia="tr-TR"/>
+        </w:rPr>
+        <w:t>Uyuşmazlık konusu kazanın trafik sözleşmenin vadesi içinde gerçekleştiği, tarafların taraf ve dava ehliyetlerinin olduğu tespit edilerek davanın esasına geçilmiştir</w:t>
+      </w:r>
+    </w:p>
+    <w:p>
+      <w:pPr>
+        <w:spacing w:before="120" w:after="120" w:line="240" w:lineRule="auto"/>
+        <w:jc w:val="both"/>
+        <w:rPr>
+          <w:rFonts w:ascii="Times New Roman" w:eastAsia="Times New Roman" w:hAnsi="Times New Roman" w:cs="Times New Roman"/>
+          <w:kern w:val="0"/>
+          <w:sz w:val="24"/>
+          <w:szCs w:val="24"/>
+          <w:lang w:eastAsia="tr-TR"/>
+        </w:rPr>
+      </w:pPr>
+      <w:r>
+        <w:rPr>
+          <w:rFonts w:ascii="Times New Roman" w:eastAsia="Times New Roman" w:hAnsi="Times New Roman" w:cs="Times New Roman"/>
+          <w:kern w:val="0"/>
+          <w:sz w:val="24"/>
+          <w:szCs w:val="24"/>
+          <w:lang w:eastAsia="tr-TR"/>
+        </w:rPr>
+        <w:t xml:space="preserve">2918 Sayılı Karayolları Trafik Kanunu’nun 85’nci maddesinde karayolunda işletilen araçlara ilişkin olarak işletenin sorumluluğu düzenlenmiştir. Söz konusu maddenin birinci fıkrasında “Bir motorlu aracın işletilmesi bir kimsenin ölümüne veya yaralanmasına yahut bir şeyin zarara uğramasına sebep olursa, motorlu aracın bir teşebbüsün unvanı veya işletme adı altında veya bu teşebbüs tarafından kesilen biletle işletilmesi halinde, motorlu aracın işleteni ve bağlı olduğu teşebbüsün sahibi, doğan zarardan müştereken ve müteselsilen sorumlu olurlar” hükmü düzenlenmiştir. Yine aynı Kanunun 91’nci maddesi, 85’inci maddesinde yer alan işletenin sorumluluğunun sigortacıya devrini öngörmüştür.  </w:t>
+      </w:r>
+    </w:p>
+    <w:p>
+      <w:pPr>
+        <w:spacing w:before="120" w:after="120" w:line="240" w:lineRule="auto"/>
+        <w:jc w:val="both"/>
+        <w:rPr>
+          <w:rFonts w:ascii="Times New Roman" w:eastAsia="Times New Roman" w:hAnsi="Times New Roman" w:cs="Times New Roman"/>
+          <w:kern w:val="0"/>
+          <w:sz w:val="24"/>
+          <w:szCs w:val="24"/>
+        </w:rPr>
+      </w:pPr>
+      <w:r>
+        <w:rPr>
+          <w:rFonts w:ascii="Times New Roman" w:eastAsia="Times New Roman" w:hAnsi="Times New Roman" w:cs="Times New Roman"/>
+          <w:kern w:val="0"/>
+          <w:sz w:val="24"/>
+          <w:szCs w:val="24"/>
+        </w:rPr>
+        <w:t>Anayasa Mahkemesi’nin 2021/82   E. ve   2022/167   K. sayılı kararı doğrultusunda (14.02.2023 tarihli R.G.), değer kaybı tespitinin Borçlar Kanunu hükümleri çerçevesinde, aracın kullanım tarzı, yaşı, kilometresi, geçmiş hasarları dikkate alınarak kaza tarihi itibariyle piyasa koşullarına göre (reel değer kaybı) belirlenmesi gerektiği değerlendirilmiştir.</w:t>
+      </w:r>
+    </w:p>
+    <w:p>
+      <w:pPr>
+        <w:spacing w:before="120" w:after="120" w:line="240" w:lineRule="auto"/>
+        <w:jc w:val="both"/>
+        <w:rPr>
+          <w:rFonts w:ascii="Times New Roman" w:eastAsia="Times New Roman" w:hAnsi="Times New Roman" w:cs="Times New Roman"/>
+          <w:kern w:val="0"/>
+          <w:sz w:val="24"/>
+          <w:szCs w:val="24"/>
+          <w:lang w:eastAsia="tr-TR"/>
+        </w:rPr>
+      </w:pPr>
+      <w:r>
+        <w:rPr>
+          <w:rFonts w:ascii="Times New Roman" w:eastAsia="Times New Roman" w:hAnsi="Times New Roman" w:cs="Times New Roman"/>
+          <w:kern w:val="0"/>
+          <w:sz w:val="24"/>
+          <w:szCs w:val="24"/>
+          <w:lang w:eastAsia="tr-TR"/>
+        </w:rPr>
+        <w:t>Uyuşmazlığın çözümü için alınan ara karar ile, başvuru sahibine ait araçta piyasa koşullarına göre reel değer kaybı oluşup oluşmadığı, oluştuysa miktarının tespiti konusunda dosyanın bilirkişiye tevdiine karar verilmiştir.</w:t>
+      </w:r>
+      <w:bookmarkStart w:id="6" w:name="_Hlk162263823"/>
+      <w:bookmarkEnd w:id="5"/>
+    </w:p>
+    <w:p>
+      <w:pPr>
+        <w:spacing w:before="120" w:after="120" w:line="240" w:lineRule="auto"/>
+        <w:jc w:val="both"/>
+        <w:rPr>
+          <w:rFonts w:ascii="Times New Roman" w:eastAsia="Times New Roman" w:hAnsi="Times New Roman" w:cs="Times New Roman"/>
+          <w:kern w:val="0"/>
+          <w:sz w:val="24"/>
+          <w:szCs w:val="24"/>
+          <w:lang w:eastAsia="tr-TR"/>
+        </w:rPr>
+      </w:pPr>
+      <w:r>
+        <w:rPr>
+          <w:rFonts w:ascii="Times New Roman" w:eastAsia="Times New Roman" w:hAnsi="Times New Roman" w:cs="Times New Roman"/>
+          <w:kern w:val="0"/>
+          <w:sz w:val="24"/>
+          <w:szCs w:val="24"/>
+          <w:highlight w:val="yellow"/>
+          <w:lang w:eastAsia="tr-TR"/>
+        </w:rPr>
+        <w:t xml:space="preserve">Bilirkişi raporuna göre; Başvuru sahibine ait </w:t>
+      </w:r>
       <w:r>
         <w:rPr>
           <w:rFonts w:ascii="Times New Roman" w:eastAsia="Times New Roman" w:hAnsi="Times New Roman" w:cs="Times New Roman"/>
@@ -1029,261 +951,7 @@
           <w:szCs w:val="24"/>
           <w:lang w:eastAsia="tr-TR"/>
         </w:rPr>
-        <w:t>sigorta_sirketine_sigortali_arac_kusur_orani</w:t>
-      </w:r>
-      <w:proofErr w:type="spellEnd"/>
-      <w:r>
-        <w:rPr>
-          <w:rFonts w:ascii="Times New Roman" w:eastAsia="Times New Roman" w:hAnsi="Times New Roman" w:cs="Times New Roman"/>
-          <w:b/>
-          <w:bCs/>
-          <w:kern w:val="0"/>
-          <w:sz w:val="24"/>
-          <w:szCs w:val="24"/>
-          <w:lang w:eastAsia="tr-TR"/>
-        </w:rPr>
-        <w:t>}}</w:t>
-      </w:r>
-      <w:r>
-        <w:rPr>
-          <w:rFonts w:ascii="Times New Roman" w:eastAsia="Times New Roman" w:hAnsi="Times New Roman" w:cs="Times New Roman"/>
-          <w:kern w:val="0"/>
-          <w:sz w:val="24"/>
-          <w:szCs w:val="24"/>
-          <w:lang w:eastAsia="tr-TR"/>
-        </w:rPr>
-        <w:t xml:space="preserve"> </w:t>
-      </w:r>
-      <w:r>
-        <w:rPr>
-          <w:rFonts w:ascii="Times New Roman" w:eastAsia="Times New Roman" w:hAnsi="Times New Roman" w:cs="Times New Roman"/>
-          <w:color w:val="000000" w:themeColor="text1"/>
-          <w:kern w:val="0"/>
-          <w:sz w:val="24"/>
-          <w:szCs w:val="24"/>
-          <w:lang w:eastAsia="tr-TR"/>
-        </w:rPr>
-        <w:t>kusurlu olduğu anlaşılmıştır.</w:t>
-      </w:r>
-    </w:p>
-    <w:p>
-      <w:pPr>
-        <w:spacing w:before="120" w:after="120" w:line="240" w:lineRule="auto"/>
-        <w:jc w:val="both"/>
-        <w:rPr>
-          <w:rFonts w:ascii="Times New Roman" w:eastAsia="Times New Roman" w:hAnsi="Times New Roman" w:cs="Times New Roman"/>
-          <w:kern w:val="0"/>
-          <w:sz w:val="24"/>
-          <w:szCs w:val="24"/>
-          <w:lang w:eastAsia="tr-TR"/>
-        </w:rPr>
-      </w:pPr>
-      <w:r>
-        <w:rPr>
-          <w:rFonts w:ascii="Times New Roman" w:eastAsia="Times New Roman" w:hAnsi="Times New Roman" w:cs="Times New Roman"/>
-          <w:kern w:val="0"/>
-          <w:sz w:val="24"/>
-          <w:szCs w:val="24"/>
-          <w:lang w:eastAsia="tr-TR"/>
-        </w:rPr>
-        <w:t>Uyuşmazlık konusu kazanın trafik sözleşmenin vadesi içinde gerçekleştiği, tarafların taraf ve dava ehliyetlerinin olduğu tespit edilerek davanın esasına geçilmiştir</w:t>
-      </w:r>
-    </w:p>
-    <w:p>
-      <w:pPr>
-        <w:spacing w:before="120" w:after="120" w:line="240" w:lineRule="auto"/>
-        <w:jc w:val="both"/>
-        <w:rPr>
-          <w:rFonts w:ascii="Times New Roman" w:eastAsia="Times New Roman" w:hAnsi="Times New Roman" w:cs="Times New Roman"/>
-          <w:kern w:val="0"/>
-          <w:sz w:val="24"/>
-          <w:szCs w:val="24"/>
-          <w:lang w:eastAsia="tr-TR"/>
-        </w:rPr>
-      </w:pPr>
-      <w:r>
-        <w:rPr>
-          <w:rFonts w:ascii="Times New Roman" w:eastAsia="Times New Roman" w:hAnsi="Times New Roman" w:cs="Times New Roman"/>
-          <w:kern w:val="0"/>
-          <w:sz w:val="24"/>
-          <w:szCs w:val="24"/>
-          <w:lang w:eastAsia="tr-TR"/>
-        </w:rPr>
-        <w:t xml:space="preserve">2918 Sayılı Karayolları Trafik Kanunu’nun </w:t>
-      </w:r>
-      <w:proofErr w:type="gramStart"/>
-      <w:r>
-        <w:rPr>
-          <w:rFonts w:ascii="Times New Roman" w:eastAsia="Times New Roman" w:hAnsi="Times New Roman" w:cs="Times New Roman"/>
-          <w:kern w:val="0"/>
-          <w:sz w:val="24"/>
-          <w:szCs w:val="24"/>
-          <w:lang w:eastAsia="tr-TR"/>
-        </w:rPr>
-        <w:t>85’nci</w:t>
-      </w:r>
-      <w:proofErr w:type="gramEnd"/>
-      <w:r>
-        <w:rPr>
-          <w:rFonts w:ascii="Times New Roman" w:eastAsia="Times New Roman" w:hAnsi="Times New Roman" w:cs="Times New Roman"/>
-          <w:kern w:val="0"/>
-          <w:sz w:val="24"/>
-          <w:szCs w:val="24"/>
-          <w:lang w:eastAsia="tr-TR"/>
-        </w:rPr>
-        <w:t xml:space="preserve"> maddesinde karayolunda işletilen araçlara ilişkin olarak işletenin sorumluluğu düzenlenmiştir. Söz konusu maddenin birinci fıkrasında “Bir motorlu aracın işletilmesi bir kimsenin ölümüne veya yaralanmasına yahut bir şeyin zarara uğramasına sebep olursa, motorlu aracın bir teşebbüsün unvanı veya işletme adı altında veya bu teşebbüs tarafından kesilen biletle işletilmesi halinde, motorlu aracın işleteni ve bağlı olduğu teşebbüsün sahibi, doğan zarardan müştereken ve </w:t>
-      </w:r>
-      <w:proofErr w:type="spellStart"/>
-      <w:r>
-        <w:rPr>
-          <w:rFonts w:ascii="Times New Roman" w:eastAsia="Times New Roman" w:hAnsi="Times New Roman" w:cs="Times New Roman"/>
-          <w:kern w:val="0"/>
-          <w:sz w:val="24"/>
-          <w:szCs w:val="24"/>
-          <w:lang w:eastAsia="tr-TR"/>
-        </w:rPr>
-        <w:t>müteselsilen</w:t>
-      </w:r>
-      <w:proofErr w:type="spellEnd"/>
-      <w:r>
-        <w:rPr>
-          <w:rFonts w:ascii="Times New Roman" w:eastAsia="Times New Roman" w:hAnsi="Times New Roman" w:cs="Times New Roman"/>
-          <w:kern w:val="0"/>
-          <w:sz w:val="24"/>
-          <w:szCs w:val="24"/>
-          <w:lang w:eastAsia="tr-TR"/>
-        </w:rPr>
-        <w:t xml:space="preserve"> sorumlu olurlar” hükmü düzenlenmiştir. Yine aynı Kanunun </w:t>
-      </w:r>
-      <w:proofErr w:type="gramStart"/>
-      <w:r>
-        <w:rPr>
-          <w:rFonts w:ascii="Times New Roman" w:eastAsia="Times New Roman" w:hAnsi="Times New Roman" w:cs="Times New Roman"/>
-          <w:kern w:val="0"/>
-          <w:sz w:val="24"/>
-          <w:szCs w:val="24"/>
-          <w:lang w:eastAsia="tr-TR"/>
-        </w:rPr>
-        <w:t>91’nci</w:t>
-      </w:r>
-      <w:proofErr w:type="gramEnd"/>
-      <w:r>
-        <w:rPr>
-          <w:rFonts w:ascii="Times New Roman" w:eastAsia="Times New Roman" w:hAnsi="Times New Roman" w:cs="Times New Roman"/>
-          <w:kern w:val="0"/>
-          <w:sz w:val="24"/>
-          <w:szCs w:val="24"/>
-          <w:lang w:eastAsia="tr-TR"/>
-        </w:rPr>
-        <w:t xml:space="preserve"> maddesi, 85’inci maddesinde yer alan işletenin sorumluluğunun sigortacıya devrini öngörmüştür.  </w:t>
-      </w:r>
-    </w:p>
-    <w:p>
-      <w:pPr>
-        <w:spacing w:before="120" w:after="120" w:line="240" w:lineRule="auto"/>
-        <w:jc w:val="both"/>
-        <w:rPr>
-          <w:rFonts w:ascii="Times New Roman" w:eastAsia="Times New Roman" w:hAnsi="Times New Roman" w:cs="Times New Roman"/>
-          <w:kern w:val="0"/>
-          <w:sz w:val="24"/>
-          <w:szCs w:val="24"/>
-        </w:rPr>
-      </w:pPr>
-      <w:r>
-        <w:rPr>
-          <w:rFonts w:ascii="Times New Roman" w:eastAsia="Times New Roman" w:hAnsi="Times New Roman" w:cs="Times New Roman"/>
-          <w:kern w:val="0"/>
-          <w:sz w:val="24"/>
-          <w:szCs w:val="24"/>
-        </w:rPr>
-        <w:t>Anayasa Mahkemesi’nin 2021/82   E. ve   2022/167   K. sayılı kararı doğrultusunda (14.02.2023 tarihli R.G.), değer kaybı tespitinin Borçlar Kanunu hükümleri çerçevesinde, aracın kullanım tarzı, yaşı, kilometresi, geçmiş hasarları dikkate alınarak kaza tarihi itibariyle piyasa koşullarına göre (reel değer kaybı) belirlenmesi gerektiği değerlendirilmiştir.</w:t>
-      </w:r>
-    </w:p>
-    <w:p>
-      <w:pPr>
-        <w:spacing w:before="120" w:after="120" w:line="240" w:lineRule="auto"/>
-        <w:jc w:val="both"/>
-        <w:rPr>
-          <w:rFonts w:ascii="Times New Roman" w:eastAsia="Times New Roman" w:hAnsi="Times New Roman" w:cs="Times New Roman"/>
-          <w:kern w:val="0"/>
-          <w:sz w:val="24"/>
-          <w:szCs w:val="24"/>
-          <w:lang w:eastAsia="tr-TR"/>
-        </w:rPr>
-      </w:pPr>
-      <w:r>
-        <w:rPr>
-          <w:rFonts w:ascii="Times New Roman" w:eastAsia="Times New Roman" w:hAnsi="Times New Roman" w:cs="Times New Roman"/>
-          <w:kern w:val="0"/>
-          <w:sz w:val="24"/>
-          <w:szCs w:val="24"/>
-          <w:lang w:eastAsia="tr-TR"/>
-        </w:rPr>
-        <w:t>Uyuşmazlığın çözümü için alınan ara karar ile, başvuru sahibine ait araçta piyasa koşullarına göre reel değer kaybı oluşup oluşmadığı, oluştuysa miktarının tespiti konusunda dosyanın bilirkişiye tevdiine karar verilmiştir.</w:t>
-      </w:r>
-      <w:bookmarkStart w:id="6" w:name="_Hlk162263823"/>
-      <w:bookmarkEnd w:id="5"/>
-    </w:p>
-    <w:p>
-      <w:pPr>
-        <w:spacing w:before="120" w:after="120" w:line="240" w:lineRule="auto"/>
-        <w:jc w:val="both"/>
-        <w:rPr>
-          <w:rFonts w:ascii="Times New Roman" w:eastAsia="Times New Roman" w:hAnsi="Times New Roman" w:cs="Times New Roman"/>
-          <w:kern w:val="0"/>
-          <w:sz w:val="24"/>
-          <w:szCs w:val="24"/>
-          <w:lang w:eastAsia="tr-TR"/>
-        </w:rPr>
-      </w:pPr>
-      <w:r>
-        <w:rPr>
-          <w:rFonts w:ascii="Times New Roman" w:eastAsia="Times New Roman" w:hAnsi="Times New Roman" w:cs="Times New Roman"/>
-          <w:kern w:val="0"/>
-          <w:sz w:val="24"/>
-          <w:szCs w:val="24"/>
-          <w:highlight w:val="yellow"/>
-          <w:lang w:eastAsia="tr-TR"/>
-        </w:rPr>
-        <w:t xml:space="preserve">Bilirkişi raporuna göre; Başvuru sahibine ait </w:t>
-      </w:r>
-      <w:r>
-        <w:rPr>
-          <w:rFonts w:ascii="Times New Roman" w:eastAsia="Times New Roman" w:hAnsi="Times New Roman" w:cs="Times New Roman"/>
-          <w:b/>
-          <w:bCs/>
-          <w:kern w:val="0"/>
-          <w:sz w:val="24"/>
-          <w:szCs w:val="24"/>
-          <w:lang w:eastAsia="tr-TR"/>
-        </w:rPr>
-        <w:t>{{</w:t>
-      </w:r>
-      <w:proofErr w:type="spellStart"/>
-      <w:r>
-        <w:rPr>
-          <w:rFonts w:ascii="Times New Roman" w:eastAsia="Times New Roman" w:hAnsi="Times New Roman" w:cs="Times New Roman"/>
-          <w:b/>
-          <w:bCs/>
-          <w:kern w:val="0"/>
-          <w:sz w:val="24"/>
-          <w:szCs w:val="24"/>
-          <w:lang w:eastAsia="tr-TR"/>
-        </w:rPr>
-        <w:t>basvuru_sahibine_ait_arac_plakasi</w:t>
-      </w:r>
-      <w:proofErr w:type="spellEnd"/>
-      <w:r>
-        <w:rPr>
-          <w:rFonts w:ascii="Times New Roman" w:eastAsia="Times New Roman" w:hAnsi="Times New Roman" w:cs="Times New Roman"/>
-          <w:b/>
-          <w:bCs/>
-          <w:kern w:val="0"/>
-          <w:sz w:val="24"/>
-          <w:szCs w:val="24"/>
-          <w:lang w:eastAsia="tr-TR"/>
-        </w:rPr>
-        <w:t>}}</w:t>
+        <w:t>{{basvuru_sahibine_ait_arac_plakasi}}</w:t>
       </w:r>
       <w:r>
         <w:rPr>
@@ -1395,43 +1063,7 @@
           <w:sz w:val="24"/>
           <w:szCs w:val="24"/>
         </w:rPr>
-        <w:t xml:space="preserve">5684 sayılı Sigortacılık Kanunu’nun </w:t>
-      </w:r>
-      <w:proofErr w:type="gramStart"/>
-      <w:r>
-        <w:rPr>
-          <w:rFonts w:ascii="Times New Roman" w:hAnsi="Times New Roman" w:cs="Times New Roman"/>
-          <w:sz w:val="24"/>
-          <w:szCs w:val="24"/>
-        </w:rPr>
-        <w:t>30’ncu</w:t>
-      </w:r>
-      <w:proofErr w:type="gramEnd"/>
-      <w:r>
-        <w:rPr>
-          <w:rFonts w:ascii="Times New Roman" w:hAnsi="Times New Roman" w:cs="Times New Roman"/>
-          <w:sz w:val="24"/>
-          <w:szCs w:val="24"/>
-        </w:rPr>
-        <w:t xml:space="preserve"> maddesi, 1136 sayılı Avukatlık Kanunu’nun 164’üncü maddesi ve </w:t>
-      </w:r>
-      <w:proofErr w:type="spellStart"/>
-      <w:r>
-        <w:rPr>
-          <w:rFonts w:ascii="Times New Roman" w:hAnsi="Times New Roman" w:cs="Times New Roman"/>
-          <w:sz w:val="24"/>
-          <w:szCs w:val="24"/>
-        </w:rPr>
-        <w:t>AAÜT’nin</w:t>
-      </w:r>
-      <w:proofErr w:type="spellEnd"/>
-      <w:r>
-        <w:rPr>
-          <w:rFonts w:ascii="Times New Roman" w:hAnsi="Times New Roman" w:cs="Times New Roman"/>
-          <w:sz w:val="24"/>
-          <w:szCs w:val="24"/>
-        </w:rPr>
-        <w:t xml:space="preserve"> 17.maddesinin 2.fıkrası ve Sigortacılıkta Tahkime İlişkin Yönetmeliğin 16. maddesinin 13. fıkrası gereğince vekalet ücretine hükmedilmiştir</w:t>
+        <w:t>5684 sayılı Sigortacılık Kanunu’nun 30’ncu maddesi, 1136 sayılı Avukatlık Kanunu’nun 164’üncü maddesi ve AAÜT’nin 17.maddesinin 2.fıkrası ve Sigortacılıkta Tahkime İlişkin Yönetmeliğin 16. maddesinin 13. fıkrası gereğince vekalet ücretine hükmedilmiştir</w:t>
       </w:r>
       <w:r>
         <w:rPr>
@@ -1575,29 +1207,7 @@
           <w:sz w:val="24"/>
           <w:szCs w:val="24"/>
         </w:rPr>
-        <w:t>{{</w:t>
-      </w:r>
-      <w:proofErr w:type="spellStart"/>
-      <w:r>
-        <w:rPr>
-          <w:rFonts w:ascii="Times New Roman" w:hAnsi="Times New Roman" w:cs="Times New Roman"/>
-          <w:b/>
-          <w:bCs/>
-          <w:sz w:val="24"/>
-          <w:szCs w:val="24"/>
-        </w:rPr>
-        <w:t>dava_degeri</w:t>
-      </w:r>
-      <w:proofErr w:type="spellEnd"/>
-      <w:r>
-        <w:rPr>
-          <w:rFonts w:ascii="Times New Roman" w:hAnsi="Times New Roman" w:cs="Times New Roman"/>
-          <w:b/>
-          <w:bCs/>
-          <w:sz w:val="24"/>
-          <w:szCs w:val="24"/>
-        </w:rPr>
-        <w:t>}}</w:t>
+        <w:t>{{dava_degeri}}</w:t>
       </w:r>
       <w:r>
         <w:rPr>
@@ -1625,25 +1235,7 @@
           <w:sz w:val="24"/>
           <w:szCs w:val="24"/>
         </w:rPr>
-        <w:t xml:space="preserve">5684 sayılı Sigortacılık Kanunu’nun </w:t>
-      </w:r>
-      <w:proofErr w:type="gramStart"/>
-      <w:r>
-        <w:rPr>
-          <w:rFonts w:ascii="Times New Roman" w:hAnsi="Times New Roman" w:cs="Times New Roman"/>
-          <w:sz w:val="24"/>
-          <w:szCs w:val="24"/>
-        </w:rPr>
-        <w:t>30’ncu</w:t>
-      </w:r>
-      <w:proofErr w:type="gramEnd"/>
-      <w:r>
-        <w:rPr>
-          <w:rFonts w:ascii="Times New Roman" w:hAnsi="Times New Roman" w:cs="Times New Roman"/>
-          <w:sz w:val="24"/>
-          <w:szCs w:val="24"/>
-        </w:rPr>
-        <w:t xml:space="preserve"> maddesine istinaden KESİN OLMAK ÜZERE karar verildi. </w:t>
+        <w:t xml:space="preserve">5684 sayılı Sigortacılık Kanunu’nun 30’ncu maddesine istinaden KESİN OLMAK ÜZERE karar verildi. </w:t>
       </w:r>
     </w:p>
     <w:p/>

--- a/deger_kaybi_ret.docx
+++ b/deger_kaybi_ret.docx
@@ -181,68 +181,20 @@
     </w:p>
     <w:p>
       <w:pPr>
-        <w:spacing w:before="120" w:after="120" w:line="240" w:lineRule="auto"/>
-        <w:jc w:val="both"/>
-        <w:rPr>
-          <w:rFonts w:ascii="Times New Roman" w:eastAsia="Times New Roman" w:hAnsi="Times New Roman" w:cs="Times New Roman"/>
-          <w:kern w:val="0"/>
-          <w:sz w:val="24"/>
-          <w:szCs w:val="24"/>
-          <w:lang w:eastAsia="tr-TR"/>
+        <w:spacing w:before="120" w:after="120"/>
+        <w:jc w:val="both"/>
+        <w:rPr>
+          <w:b/>
+          <w:bCs/>
         </w:rPr>
       </w:pPr>
       <w:bookmarkStart w:id="1" w:name="_Hlk110248390"/>
       <w:r>
         <w:rPr>
-          <w:rFonts w:ascii="Times New Roman" w:eastAsia="Times New Roman" w:hAnsi="Times New Roman" w:cs="Times New Roman"/>
-          <w:kern w:val="0"/>
-          <w:sz w:val="24"/>
-          <w:szCs w:val="24"/>
-          <w:lang w:eastAsia="tr-TR"/>
-        </w:rPr>
-        <w:t xml:space="preserve">Başvuru sahibi talebinin davalı tarafından karşılanmaması nedeniyle ortaya çıkan uyuşmazlığın çözümü için tahkim yargılamasına başvurulmuş, yargılama sırasında alınan bilirkişi raporunun taraflara tebliğ sonrası </w:t>
-      </w:r>
-      <w:r>
-        <w:rPr>
-          <w:rFonts w:ascii="Times New Roman" w:eastAsia="Times New Roman" w:hAnsi="Times New Roman" w:cs="Times New Roman"/>
-          <w:kern w:val="0"/>
-          <w:sz w:val="24"/>
-          <w:szCs w:val="24"/>
-          <w:highlight w:val="green"/>
-          <w:lang w:eastAsia="tr-TR"/>
-        </w:rPr>
-        <w:t>ıslah edilen</w:t>
-      </w:r>
-      <w:r>
-        <w:rPr>
-          <w:rFonts w:ascii="Times New Roman" w:eastAsia="Times New Roman" w:hAnsi="Times New Roman" w:cs="Times New Roman"/>
-          <w:kern w:val="0"/>
-          <w:sz w:val="24"/>
-          <w:szCs w:val="24"/>
-          <w:lang w:eastAsia="tr-TR"/>
-        </w:rPr>
-        <w:t xml:space="preserve"> uyuşmazlık </w:t>
-      </w:r>
-      <w:r>
-        <w:rPr>
-          <w:rFonts w:ascii="Times New Roman" w:eastAsia="Times New Roman" w:hAnsi="Times New Roman" w:cs="Times New Roman"/>
-          <w:kern w:val="0"/>
-          <w:sz w:val="24"/>
-          <w:szCs w:val="24"/>
-          <w:highlight w:val="yellow"/>
-          <w:lang w:eastAsia="tr-TR"/>
-        </w:rPr>
-        <w:t>Hakemliğimizce/Heyetimizce</w:t>
-      </w:r>
-      <w:r>
-        <w:rPr>
-          <w:rFonts w:ascii="Times New Roman" w:eastAsia="Times New Roman" w:hAnsi="Times New Roman" w:cs="Times New Roman"/>
-          <w:kern w:val="0"/>
-          <w:sz w:val="24"/>
-          <w:szCs w:val="24"/>
-          <w:lang w:eastAsia="tr-TR"/>
-        </w:rPr>
-        <w:t xml:space="preserve"> karara bağlanmıştır.</w:t>
+          <w:b/>
+          <w:bCs/>
+        </w:rPr>
+        <w:t>{{basvurunun_hakeme_intikaline_incelenmesine_iliskin_surec_paragrafi}}</w:t>
       </w:r>
     </w:p>
     <w:bookmarkEnd w:id="1"/>
@@ -731,31 +683,31 @@
           <w:szCs w:val="24"/>
           <w:lang w:eastAsia="tr-TR"/>
         </w:rPr>
+        <w:t>DEĞERLENDİRME, GEREKÇELİ KARAR</w:t>
+      </w:r>
+    </w:p>
+    <w:p>
+      <w:pPr>
+        <w:spacing w:before="120" w:after="120" w:line="240" w:lineRule="auto"/>
+        <w:jc w:val="both"/>
+        <w:rPr>
+          <w:rFonts w:ascii="Times New Roman" w:eastAsia="Times New Roman" w:hAnsi="Times New Roman" w:cs="Times New Roman"/>
+          <w:kern w:val="0"/>
+          <w:sz w:val="24"/>
+          <w:szCs w:val="24"/>
+          <w:lang w:eastAsia="tr-TR"/>
+        </w:rPr>
+      </w:pPr>
+      <w:bookmarkStart w:id="5" w:name="_Hlk162263771"/>
+      <w:r>
+        <w:rPr>
+          <w:rFonts w:ascii="Times New Roman" w:eastAsia="Times New Roman" w:hAnsi="Times New Roman" w:cs="Times New Roman"/>
+          <w:kern w:val="0"/>
+          <w:sz w:val="24"/>
+          <w:szCs w:val="24"/>
+          <w:lang w:eastAsia="tr-TR"/>
+        </w:rPr>
         <w:lastRenderedPageBreak/>
-        <w:t>DEĞERLENDİRME, GEREKÇELİ KARAR</w:t>
-      </w:r>
-    </w:p>
-    <w:p>
-      <w:pPr>
-        <w:spacing w:before="120" w:after="120" w:line="240" w:lineRule="auto"/>
-        <w:jc w:val="both"/>
-        <w:rPr>
-          <w:rFonts w:ascii="Times New Roman" w:eastAsia="Times New Roman" w:hAnsi="Times New Roman" w:cs="Times New Roman"/>
-          <w:kern w:val="0"/>
-          <w:sz w:val="24"/>
-          <w:szCs w:val="24"/>
-          <w:lang w:eastAsia="tr-TR"/>
-        </w:rPr>
-      </w:pPr>
-      <w:bookmarkStart w:id="5" w:name="_Hlk162263771"/>
-      <w:r>
-        <w:rPr>
-          <w:rFonts w:ascii="Times New Roman" w:eastAsia="Times New Roman" w:hAnsi="Times New Roman" w:cs="Times New Roman"/>
-          <w:kern w:val="0"/>
-          <w:sz w:val="24"/>
-          <w:szCs w:val="24"/>
-          <w:lang w:eastAsia="tr-TR"/>
-        </w:rPr>
         <w:t>Dosya konusu uyuşmazlık, başvuru sahibine ait araçta oluşan değer kaybının Karayolları Motorlu Araçlar Zorunlu Mali Sorumluluk Sigorta Poliçesi kapsamında davalı Şirket tarafından tazminine ilişkindir.</w:t>
       </w:r>
     </w:p>
